--- a/docs/1_eda_and_feature_engineering.docx
+++ b/docs/1_eda_and_feature_engineering.docx
@@ -11,7 +11,17 @@
       </w:r>
     </w:p>
     <w:p>
+      <w:pPr>
+        <w:rPr>
+          <w:sz w:val="20"/>
+          <w:szCs w:val="20"/>
+        </w:rPr>
+      </w:pPr>
       <w:r>
+        <w:rPr>
+          <w:sz w:val="20"/>
+          <w:szCs w:val="20"/>
+        </w:rPr>
         <w:t>Bu doküman, X Education Lead Scoring tabular verisinin (9.240 satır × 37 kolon) keşfini, lead scoring modeline girecek feature setinin türetilme gerekçelerini ve Phase 2'de hem Logistic Regression hem LightGBM tarafından ortak kullanılacak olan sklearn pipeline'ının mimari tasarımını açıklar.</w:t>
       </w:r>
     </w:p>
@@ -26,15 +36,15 @@
     <w:p>
       <w:pPr>
         <w:rPr>
-          <w:sz w:val="14"/>
-          <w:szCs w:val="14"/>
+          <w:sz w:val="16"/>
+          <w:szCs w:val="16"/>
         </w:rPr>
       </w:pPr>
       <w:hyperlink w:anchor="h_1_giris">
         <w:r>
           <w:rPr>
-            <w:sz w:val="14"/>
-            <w:szCs w:val="14"/>
+            <w:sz w:val="16"/>
+            <w:szCs w:val="16"/>
           </w:rPr>
           <w:t>1. Giriş</w:t>
         </w:r>
@@ -43,15 +53,15 @@
     <w:p>
       <w:pPr>
         <w:rPr>
-          <w:sz w:val="14"/>
-          <w:szCs w:val="14"/>
+          <w:sz w:val="16"/>
+          <w:szCs w:val="16"/>
         </w:rPr>
       </w:pPr>
       <w:hyperlink w:anchor="h_2_veri_kalitesi">
         <w:r>
           <w:rPr>
-            <w:sz w:val="14"/>
-            <w:szCs w:val="14"/>
+            <w:sz w:val="16"/>
+            <w:szCs w:val="16"/>
           </w:rPr>
           <w:t>2. Veri Kalitesi</w:t>
         </w:r>
@@ -61,15 +71,15 @@
       <w:pPr>
         <w:ind w:left="360"/>
         <w:rPr>
-          <w:sz w:val="14"/>
-          <w:szCs w:val="14"/>
+          <w:sz w:val="16"/>
+          <w:szCs w:val="16"/>
         </w:rPr>
       </w:pPr>
       <w:hyperlink w:anchor="h_2_1_eksik_veri_paternleri">
         <w:r>
           <w:rPr>
-            <w:sz w:val="14"/>
-            <w:szCs w:val="14"/>
+            <w:sz w:val="16"/>
+            <w:szCs w:val="16"/>
           </w:rPr>
           <w:t>2.1 Eksik veri paternleri</w:t>
         </w:r>
@@ -79,15 +89,15 @@
       <w:pPr>
         <w:ind w:left="360"/>
         <w:rPr>
-          <w:sz w:val="14"/>
-          <w:szCs w:val="14"/>
+          <w:sz w:val="16"/>
+          <w:szCs w:val="16"/>
         </w:rPr>
       </w:pPr>
       <w:hyperlink w:anchor="h_2_2_select_placeholder_problemi">
         <w:r>
           <w:rPr>
-            <w:sz w:val="14"/>
-            <w:szCs w:val="14"/>
+            <w:sz w:val="16"/>
+            <w:szCs w:val="16"/>
           </w:rPr>
           <w:t>2.2 'Select' placeholder problemi</w:t>
         </w:r>
@@ -97,15 +107,15 @@
       <w:pPr>
         <w:ind w:left="360"/>
         <w:rPr>
-          <w:sz w:val="14"/>
-          <w:szCs w:val="14"/>
+          <w:sz w:val="16"/>
+          <w:szCs w:val="16"/>
         </w:rPr>
       </w:pPr>
       <w:hyperlink w:anchor="h_2_3_tek_degerli_boolean_kolonlar_dead_bool_drop">
         <w:r>
           <w:rPr>
-            <w:sz w:val="14"/>
-            <w:szCs w:val="14"/>
+            <w:sz w:val="16"/>
+            <w:szCs w:val="16"/>
           </w:rPr>
           <w:t>2.3 Tek-değerli boolean kolonlar (dead bool drop)</w:t>
         </w:r>
@@ -115,15 +125,15 @@
       <w:pPr>
         <w:ind w:left="360"/>
         <w:rPr>
-          <w:sz w:val="14"/>
-          <w:szCs w:val="14"/>
+          <w:sz w:val="16"/>
+          <w:szCs w:val="16"/>
         </w:rPr>
       </w:pPr>
       <w:hyperlink w:anchor="h_2_4_asymmetrique_cohort_mar_mi_mnar_mi">
         <w:r>
           <w:rPr>
-            <w:sz w:val="14"/>
-            <w:szCs w:val="14"/>
+            <w:sz w:val="16"/>
+            <w:szCs w:val="16"/>
           </w:rPr>
           <w:t>2.4 Asymmetrique cohort: MAR mı MNAR mı?</w:t>
         </w:r>
@@ -132,15 +142,15 @@
     <w:p>
       <w:pPr>
         <w:rPr>
-          <w:sz w:val="14"/>
-          <w:szCs w:val="14"/>
+          <w:sz w:val="16"/>
+          <w:szCs w:val="16"/>
         </w:rPr>
       </w:pPr>
       <w:hyperlink w:anchor="h_3_hedef_ve_sinif_dagilimi">
         <w:r>
           <w:rPr>
-            <w:sz w:val="14"/>
-            <w:szCs w:val="14"/>
+            <w:sz w:val="16"/>
+            <w:szCs w:val="16"/>
           </w:rPr>
           <w:t>3. Hedef ve Sınıf Dağılımı</w:t>
         </w:r>
@@ -150,15 +160,15 @@
       <w:pPr>
         <w:ind w:left="360"/>
         <w:rPr>
-          <w:sz w:val="14"/>
-          <w:szCs w:val="14"/>
+          <w:sz w:val="16"/>
+          <w:szCs w:val="16"/>
         </w:rPr>
       </w:pPr>
       <w:hyperlink w:anchor="h_3_1_converted_orani">
         <w:r>
           <w:rPr>
-            <w:sz w:val="14"/>
-            <w:szCs w:val="14"/>
+            <w:sz w:val="16"/>
+            <w:szCs w:val="16"/>
           </w:rPr>
           <w:t>3.1 Converted oranı</w:t>
         </w:r>
@@ -168,15 +178,15 @@
       <w:pPr>
         <w:ind w:left="360"/>
         <w:rPr>
-          <w:sz w:val="14"/>
-          <w:szCs w:val="14"/>
+          <w:sz w:val="16"/>
+          <w:szCs w:val="16"/>
         </w:rPr>
       </w:pPr>
       <w:hyperlink w:anchor="h_3_2_lead_source_ve_lead_origin_bazinda_donusum">
         <w:r>
           <w:rPr>
-            <w:sz w:val="14"/>
-            <w:szCs w:val="14"/>
+            <w:sz w:val="16"/>
+            <w:szCs w:val="16"/>
           </w:rPr>
           <w:t>3.2 Lead Source ve Lead Origin bazında dönüşüm</w:t>
         </w:r>
@@ -185,15 +195,15 @@
     <w:p>
       <w:pPr>
         <w:rPr>
-          <w:sz w:val="14"/>
-          <w:szCs w:val="14"/>
+          <w:sz w:val="16"/>
+          <w:szCs w:val="16"/>
         </w:rPr>
       </w:pPr>
       <w:hyperlink w:anchor="h_4_phase_0_leakage_mirasi">
         <w:r>
           <w:rPr>
-            <w:sz w:val="14"/>
-            <w:szCs w:val="14"/>
+            <w:sz w:val="16"/>
+            <w:szCs w:val="16"/>
           </w:rPr>
           <w:t>4. Phase 0 Leakage Mirası</w:t>
         </w:r>
@@ -202,15 +212,15 @@
     <w:p>
       <w:pPr>
         <w:rPr>
-          <w:sz w:val="14"/>
-          <w:szCs w:val="14"/>
+          <w:sz w:val="16"/>
+          <w:szCs w:val="16"/>
         </w:rPr>
       </w:pPr>
       <w:hyperlink w:anchor="h_5_feature_engineering">
         <w:r>
           <w:rPr>
-            <w:sz w:val="14"/>
-            <w:szCs w:val="14"/>
+            <w:sz w:val="16"/>
+            <w:szCs w:val="16"/>
           </w:rPr>
           <w:t>5. Feature Engineering</w:t>
         </w:r>
@@ -220,15 +230,15 @@
       <w:pPr>
         <w:ind w:left="360"/>
         <w:rPr>
-          <w:sz w:val="14"/>
-          <w:szCs w:val="14"/>
+          <w:sz w:val="16"/>
+          <w:szCs w:val="16"/>
         </w:rPr>
       </w:pPr>
       <w:hyperlink w:anchor="h_5_1_turetilmis_sayisal_feature_lar">
         <w:r>
           <w:rPr>
-            <w:sz w:val="14"/>
-            <w:szCs w:val="14"/>
+            <w:sz w:val="16"/>
+            <w:szCs w:val="16"/>
           </w:rPr>
           <w:t>5.1 Türetilmiş sayısal feature'lar</w:t>
         </w:r>
@@ -238,15 +248,15 @@
       <w:pPr>
         <w:ind w:left="360"/>
         <w:rPr>
-          <w:sz w:val="14"/>
-          <w:szCs w:val="14"/>
+          <w:sz w:val="16"/>
+          <w:szCs w:val="16"/>
         </w:rPr>
       </w:pPr>
       <w:hyperlink w:anchor="h_5_2_turetilmis_binary_feature_lar">
         <w:r>
           <w:rPr>
-            <w:sz w:val="14"/>
-            <w:szCs w:val="14"/>
+            <w:sz w:val="16"/>
+            <w:szCs w:val="16"/>
           </w:rPr>
           <w:t>5.2 Türetilmiş binary feature'lar</w:t>
         </w:r>
@@ -256,15 +266,15 @@
       <w:pPr>
         <w:ind w:left="360"/>
         <w:rPr>
-          <w:sz w:val="14"/>
-          <w:szCs w:val="14"/>
+          <w:sz w:val="16"/>
+          <w:szCs w:val="16"/>
         </w:rPr>
       </w:pPr>
       <w:hyperlink w:anchor="h_5_3_missing_indicator_bayraklari">
         <w:r>
           <w:rPr>
-            <w:sz w:val="14"/>
-            <w:szCs w:val="14"/>
+            <w:sz w:val="16"/>
+            <w:szCs w:val="16"/>
           </w:rPr>
           <w:t>5.3 Missing indicator bayrakları</w:t>
         </w:r>
@@ -274,15 +284,15 @@
       <w:pPr>
         <w:ind w:left="360"/>
         <w:rPr>
-          <w:sz w:val="14"/>
-          <w:szCs w:val="14"/>
+          <w:sz w:val="16"/>
+          <w:szCs w:val="16"/>
         </w:rPr>
       </w:pPr>
       <w:hyperlink w:anchor="h_5_4_tasarim_karari_marketing_kanal_binary_leri">
         <w:r>
           <w:rPr>
-            <w:sz w:val="14"/>
-            <w:szCs w:val="14"/>
+            <w:sz w:val="16"/>
+            <w:szCs w:val="16"/>
           </w:rPr>
           <w:t>5.4 Tasarım kararı: Marketing kanal binary'leri</w:t>
         </w:r>
@@ -292,15 +302,15 @@
       <w:pPr>
         <w:ind w:left="360"/>
         <w:rPr>
-          <w:sz w:val="14"/>
-          <w:szCs w:val="14"/>
+          <w:sz w:val="16"/>
+          <w:szCs w:val="16"/>
         </w:rPr>
       </w:pPr>
       <w:hyperlink w:anchor="h_5_5_tasarim_karari_country_bucketing">
         <w:r>
           <w:rPr>
-            <w:sz w:val="14"/>
-            <w:szCs w:val="14"/>
+            <w:sz w:val="16"/>
+            <w:szCs w:val="16"/>
           </w:rPr>
           <w:t>5.5 Tasarım kararı: Country bucketing</w:t>
         </w:r>
@@ -310,15 +320,15 @@
       <w:pPr>
         <w:ind w:left="360"/>
         <w:rPr>
-          <w:sz w:val="14"/>
-          <w:szCs w:val="14"/>
+          <w:sz w:val="16"/>
+          <w:szCs w:val="16"/>
         </w:rPr>
       </w:pPr>
       <w:hyperlink w:anchor="h_5_6_tasarim_karari_asymmetrique_index_kolonlari">
         <w:r>
           <w:rPr>
-            <w:sz w:val="14"/>
-            <w:szCs w:val="14"/>
+            <w:sz w:val="16"/>
+            <w:szCs w:val="16"/>
           </w:rPr>
           <w:t>5.6 Tasarım kararı: Asymmetrique Index kolonları</w:t>
         </w:r>
@@ -327,15 +337,15 @@
     <w:p>
       <w:pPr>
         <w:rPr>
-          <w:sz w:val="14"/>
-          <w:szCs w:val="14"/>
+          <w:sz w:val="16"/>
+          <w:szCs w:val="16"/>
         </w:rPr>
       </w:pPr>
       <w:hyperlink w:anchor="h_6_tek_ortak_pipeline_mimarisi">
         <w:r>
           <w:rPr>
-            <w:sz w:val="14"/>
-            <w:szCs w:val="14"/>
+            <w:sz w:val="16"/>
+            <w:szCs w:val="16"/>
           </w:rPr>
           <w:t>6. Tek Ortak Pipeline Mimarisi</w:t>
         </w:r>
@@ -345,15 +355,15 @@
       <w:pPr>
         <w:ind w:left="360"/>
         <w:rPr>
-          <w:sz w:val="14"/>
-          <w:szCs w:val="14"/>
+          <w:sz w:val="16"/>
+          <w:szCs w:val="16"/>
         </w:rPr>
       </w:pPr>
       <w:hyperlink w:anchor="h_6_1_tasarim_karari_tek_pipeline_vs_model_ozel_pipeline">
         <w:r>
           <w:rPr>
-            <w:sz w:val="14"/>
-            <w:szCs w:val="14"/>
+            <w:sz w:val="16"/>
+            <w:szCs w:val="16"/>
           </w:rPr>
           <w:t>6.1 Tasarım kararı: tek pipeline vs model-özel pipeline</w:t>
         </w:r>
@@ -363,15 +373,15 @@
       <w:pPr>
         <w:ind w:left="360"/>
         <w:rPr>
-          <w:sz w:val="14"/>
-          <w:szCs w:val="14"/>
+          <w:sz w:val="16"/>
+          <w:szCs w:val="16"/>
         </w:rPr>
       </w:pPr>
       <w:hyperlink w:anchor="h_6_2_sayisal_kol_clip_impute_scale">
         <w:r>
           <w:rPr>
-            <w:sz w:val="14"/>
-            <w:szCs w:val="14"/>
+            <w:sz w:val="16"/>
+            <w:szCs w:val="16"/>
           </w:rPr>
           <w:t>6.2 Sayısal kol: clip → impute → scale</w:t>
         </w:r>
@@ -381,15 +391,15 @@
       <w:pPr>
         <w:ind w:left="360"/>
         <w:rPr>
-          <w:sz w:val="14"/>
-          <w:szCs w:val="14"/>
+          <w:sz w:val="16"/>
+          <w:szCs w:val="16"/>
         </w:rPr>
       </w:pPr>
       <w:hyperlink w:anchor="h_6_3_kategorik_kol_select_unknown_one_hot">
         <w:r>
           <w:rPr>
-            <w:sz w:val="14"/>
-            <w:szCs w:val="14"/>
+            <w:sz w:val="16"/>
+            <w:szCs w:val="16"/>
           </w:rPr>
           <w:t>6.3 Kategorik kol: Select → Unknown → one-hot</w:t>
         </w:r>
@@ -399,15 +409,15 @@
       <w:pPr>
         <w:ind w:left="360"/>
         <w:rPr>
-          <w:sz w:val="14"/>
-          <w:szCs w:val="14"/>
+          <w:sz w:val="16"/>
+          <w:szCs w:val="16"/>
         </w:rPr>
       </w:pPr>
       <w:hyperlink w:anchor="h_6_4_missing_indicator_bayraklari">
         <w:r>
           <w:rPr>
-            <w:sz w:val="14"/>
-            <w:szCs w:val="14"/>
+            <w:sz w:val="16"/>
+            <w:szCs w:val="16"/>
           </w:rPr>
           <w:t>6.4 Missing indicator bayrakları</w:t>
         </w:r>
@@ -416,22 +426,19 @@
     <w:p>
       <w:pPr>
         <w:rPr>
-          <w:sz w:val="14"/>
-          <w:szCs w:val="14"/>
+          <w:sz w:val="16"/>
+          <w:szCs w:val="16"/>
         </w:rPr>
       </w:pPr>
       <w:hyperlink w:anchor="h_7_sonuclar_ve_sonraki_adim">
         <w:r>
           <w:rPr>
-            <w:sz w:val="14"/>
-            <w:szCs w:val="14"/>
+            <w:sz w:val="16"/>
+            <w:szCs w:val="16"/>
           </w:rPr>
           <w:t>7. Sonuçlar ve Sonraki Adım</w:t>
         </w:r>
       </w:hyperlink>
-      <w:r>
-        <w:br w:type="page"/>
-      </w:r>
     </w:p>
     <w:p>
       <w:pPr>
@@ -459,12 +466,29 @@
         <w:t>Yöntem akışı kısaca: (a) eksik veri ve placeholder kalıpları keşfedilir, (b) tek-değerli ve gürültülü kolonlar tespit edilip drop kararı verilir, (c) anlamlı feature'lar türetilir, (d) tek bir sklearn pipeline'ında numerik + kategorik kolonlar leakage-free biçimde dönüştürülür. Çıktı, Phase 2'de iki modelin de aynen kullanacağı 9.240 × 104 boyutunda feature matrisidir.</w:t>
       </w:r>
     </w:p>
+    <w:p/>
+    <w:p/>
+    <w:p/>
+    <w:p/>
+    <w:p/>
+    <w:p/>
+    <w:p/>
+    <w:p/>
+    <w:p/>
+    <w:p/>
+    <w:p/>
+    <w:p/>
+    <w:p/>
+    <w:p/>
+    <w:p/>
+    <w:p/>
     <w:p>
       <w:pPr>
         <w:pStyle w:val="Heading1"/>
       </w:pPr>
       <w:bookmarkStart w:id="1" w:name="h_2_veri_kalitesi"/>
       <w:r>
+        <w:lastRenderedPageBreak/>
         <w:t>2. Veri Kalitesi</w:t>
       </w:r>
       <w:bookmarkEnd w:id="1"/>
@@ -486,42 +510,9 @@
     </w:p>
     <w:p>
       <w:r>
-        <w:t>Ham veride en yüksek missing oranına sahip kolonlar aşağıda listelenir. Karar çerçevesi şöyledir: %40 üzeri missing oranlarında kolon birincil sinyal sayılmaz; missing-indicator bayrağı (kolon NaN miydi?) MAR (Missing At Random) varsayımı altında çok değerlidir. %10–40 bandında kolon feature olarak tutulur, missing-indicator ile zenginleştirilir. %10 altında basit median (numerik) veya 'Unknown' (</w:t>
-      </w:r>
-      <w:proofErr w:type="spellStart"/>
-      <w:r>
-        <w:t>kategorik</w:t>
-      </w:r>
-      <w:proofErr w:type="spellEnd"/>
-      <w:r>
-        <w:t xml:space="preserve">) </w:t>
-      </w:r>
-      <w:proofErr w:type="spellStart"/>
-      <w:r>
-        <w:t>doldurma</w:t>
-      </w:r>
-      <w:proofErr w:type="spellEnd"/>
-      <w:r>
-        <w:t xml:space="preserve"> </w:t>
-      </w:r>
-      <w:proofErr w:type="spellStart"/>
-      <w:r>
-        <w:t>yeterlidir</w:t>
-      </w:r>
-      <w:proofErr w:type="spellEnd"/>
-      <w:r>
-        <w:t>.</w:t>
+        <w:t>Ham veride en yüksek missing oranına sahip kolonlar aşağıda listelenir. Karar çerçevesi şöyledir: %40 üzeri missing oranlarında kolon birincil sinyal sayılmaz; missing-indicator bayrağı (kolon NaN miydi?) MAR (Missing At Random) varsayımı altında çok değerlidir. %10–40 bandında kolon feature olarak tutulur, missing-indicator ile zenginleştirilir. %10 altında basit median (numerik) veya 'Unknown' (kategorik) doldurma yeterlidir.</w:t>
       </w:r>
     </w:p>
-    <w:p/>
-    <w:p/>
-    <w:p/>
-    <w:p/>
-    <w:p/>
-    <w:p/>
-    <w:p/>
-    <w:p/>
-    <w:p/>
     <w:tbl>
       <w:tblPr>
         <w:tblStyle w:val="LightGrid-Accent1"/>
@@ -544,7 +535,6 @@
           </w:tcPr>
           <w:p>
             <w:r>
-              <w:lastRenderedPageBreak/>
               <w:t>Kolon</w:t>
             </w:r>
           </w:p>
@@ -1252,6 +1242,64 @@
         </w:tc>
       </w:tr>
     </w:tbl>
+    <w:p>
+      <w:pPr>
+        <w:jc w:val="center"/>
+      </w:pPr>
+      <w:r>
+        <w:rPr>
+          <w:noProof/>
+        </w:rPr>
+        <w:lastRenderedPageBreak/>
+        <w:drawing>
+          <wp:inline distT="0" distB="0" distL="0" distR="0" wp14:anchorId="3CC6A4C6" wp14:editId="2BAC077D">
+            <wp:extent cx="5303520" cy="3505094"/>
+            <wp:effectExtent l="0" t="0" r="0" b="0"/>
+            <wp:docPr id="1" name="Picture 1"/>
+            <wp:cNvGraphicFramePr>
+              <a:graphicFrameLocks xmlns:a="http://schemas.openxmlformats.org/drawingml/2006/main" noChangeAspect="1"/>
+            </wp:cNvGraphicFramePr>
+            <a:graphic xmlns:a="http://schemas.openxmlformats.org/drawingml/2006/main">
+              <a:graphicData uri="http://schemas.openxmlformats.org/drawingml/2006/picture">
+                <pic:pic xmlns:pic="http://schemas.openxmlformats.org/drawingml/2006/picture">
+                  <pic:nvPicPr>
+                    <pic:cNvPr id="0" name="1_missing_data.png"/>
+                    <pic:cNvPicPr/>
+                  </pic:nvPicPr>
+                  <pic:blipFill>
+                    <a:blip r:embed="rId6"/>
+                    <a:stretch>
+                      <a:fillRect/>
+                    </a:stretch>
+                  </pic:blipFill>
+                  <pic:spPr>
+                    <a:xfrm>
+                      <a:off x="0" y="0"/>
+                      <a:ext cx="5303520" cy="3505094"/>
+                    </a:xfrm>
+                    <a:prstGeom prst="rect">
+                      <a:avLst/>
+                    </a:prstGeom>
+                  </pic:spPr>
+                </pic:pic>
+              </a:graphicData>
+            </a:graphic>
+          </wp:inline>
+        </w:drawing>
+      </w:r>
+    </w:p>
+    <w:p>
+      <w:pPr>
+        <w:jc w:val="center"/>
+      </w:pPr>
+      <w:r>
+        <w:rPr>
+          <w:i/>
+          <w:sz w:val="20"/>
+        </w:rPr>
+        <w:t>Şekil 1 — Top 15 eksik veri oranı. 'Select' placeholder gerçek NaN'a çevrilerek dahil edildi. Asymmetrique dörtlüsü ve üst kategorikler (Lead Profile, Specialization) en yoğun eksiklik kaynakları.</w:t>
+      </w:r>
+    </w:p>
     <w:p>
       <w:pPr>
         <w:pStyle w:val="Heading2"/>
@@ -1586,32 +1634,13 @@
       <w:pPr>
         <w:pStyle w:val="Heading2"/>
       </w:pPr>
+    </w:p>
+    <w:p>
+      <w:pPr>
+        <w:pStyle w:val="Heading2"/>
+      </w:pPr>
       <w:r>
-        <w:t>2.3 Tek-</w:t>
-      </w:r>
-      <w:proofErr w:type="spellStart"/>
-      <w:r>
-        <w:t>değerli</w:t>
-      </w:r>
-      <w:proofErr w:type="spellEnd"/>
-      <w:r>
-        <w:t xml:space="preserve"> </w:t>
-      </w:r>
-      <w:proofErr w:type="spellStart"/>
-      <w:r>
-        <w:t>boolean</w:t>
-      </w:r>
-      <w:proofErr w:type="spellEnd"/>
-      <w:r>
-        <w:t xml:space="preserve"> </w:t>
-      </w:r>
-      <w:proofErr w:type="spellStart"/>
-      <w:r>
-        <w:t>kolonlar</w:t>
-      </w:r>
-      <w:proofErr w:type="spellEnd"/>
-      <w:r>
-        <w:t xml:space="preserve"> (dead bool drop)</w:t>
+        <w:t>2.3 Tek-değerli boolean kolonlar (dead bool drop)</w:t>
       </w:r>
       <w:bookmarkEnd w:id="4"/>
     </w:p>
@@ -2036,6 +2065,63 @@
     </w:p>
     <w:p>
       <w:pPr>
+        <w:jc w:val="center"/>
+      </w:pPr>
+      <w:r>
+        <w:rPr>
+          <w:noProof/>
+        </w:rPr>
+        <w:drawing>
+          <wp:inline distT="0" distB="0" distL="0" distR="0" wp14:anchorId="01A80BCC" wp14:editId="26D94C3B">
+            <wp:extent cx="5303520" cy="3503370"/>
+            <wp:effectExtent l="0" t="0" r="0" b="0"/>
+            <wp:docPr id="2" name="Picture 2"/>
+            <wp:cNvGraphicFramePr>
+              <a:graphicFrameLocks xmlns:a="http://schemas.openxmlformats.org/drawingml/2006/main" noChangeAspect="1"/>
+            </wp:cNvGraphicFramePr>
+            <a:graphic xmlns:a="http://schemas.openxmlformats.org/drawingml/2006/main">
+              <a:graphicData uri="http://schemas.openxmlformats.org/drawingml/2006/picture">
+                <pic:pic xmlns:pic="http://schemas.openxmlformats.org/drawingml/2006/picture">
+                  <pic:nvPicPr>
+                    <pic:cNvPr id="0" name="1_class_distribution.png"/>
+                    <pic:cNvPicPr/>
+                  </pic:nvPicPr>
+                  <pic:blipFill>
+                    <a:blip r:embed="rId7"/>
+                    <a:stretch>
+                      <a:fillRect/>
+                    </a:stretch>
+                  </pic:blipFill>
+                  <pic:spPr>
+                    <a:xfrm>
+                      <a:off x="0" y="0"/>
+                      <a:ext cx="5303520" cy="3503370"/>
+                    </a:xfrm>
+                    <a:prstGeom prst="rect">
+                      <a:avLst/>
+                    </a:prstGeom>
+                  </pic:spPr>
+                </pic:pic>
+              </a:graphicData>
+            </a:graphic>
+          </wp:inline>
+        </w:drawing>
+      </w:r>
+    </w:p>
+    <w:p>
+      <w:pPr>
+        <w:jc w:val="center"/>
+      </w:pPr>
+      <w:r>
+        <w:rPr>
+          <w:i/>
+          <w:sz w:val="20"/>
+        </w:rPr>
+        <w:t>Şekil 2 — Converted sınıf dağılımı. %38.5 pozitif oran dengesiz değil ama eğri; stratified split tüm aşamalarda zorunlu.</w:t>
+      </w:r>
+    </w:p>
+    <w:p>
+      <w:pPr>
         <w:pStyle w:val="Heading2"/>
       </w:pPr>
       <w:bookmarkStart w:id="8" w:name="h_3_2_lead_source_ve_lead_origin_bazinda"/>
@@ -2060,6 +2146,7 @@
       </w:pPr>
       <w:bookmarkStart w:id="9" w:name="h_4_phase_0_leakage_mirasi"/>
       <w:r>
+        <w:lastRenderedPageBreak/>
         <w:t>4. Phase 0 Leakage Mirası</w:t>
       </w:r>
       <w:bookmarkEnd w:id="9"/>
@@ -2269,7 +2356,6 @@
       </w:pPr>
       <w:bookmarkStart w:id="10" w:name="h_5_feature_engineering"/>
       <w:r>
-        <w:lastRenderedPageBreak/>
         <w:t>5. Feature Engineering</w:t>
       </w:r>
       <w:bookmarkEnd w:id="10"/>
@@ -2439,6 +2525,7 @@
       </w:pPr>
       <w:bookmarkStart w:id="12" w:name="h_5_2_turetilmis_binary_feature_lar"/>
       <w:r>
+        <w:lastRenderedPageBreak/>
         <w:t>5.2 Türetilmiş binary feature'lar</w:t>
       </w:r>
       <w:bookmarkEnd w:id="12"/>
@@ -2637,25 +2724,10 @@
         <w:pStyle w:val="Heading2"/>
       </w:pPr>
       <w:bookmarkStart w:id="13" w:name="h_5_3_missing_indicator_bayraklari"/>
-    </w:p>
-    <w:p>
-      <w:pPr>
-        <w:pStyle w:val="Heading2"/>
-      </w:pPr>
-    </w:p>
-    <w:p>
-      <w:pPr>
-        <w:pStyle w:val="Heading2"/>
-      </w:pPr>
       <w:r>
-        <w:t xml:space="preserve">5.3 Missing indicator </w:t>
-      </w:r>
-      <w:proofErr w:type="spellStart"/>
-      <w:r>
-        <w:t>bayrakları</w:t>
+        <w:t>5.3 Missing indicator bayrakları</w:t>
       </w:r>
       <w:bookmarkEnd w:id="13"/>
-      <w:proofErr w:type="spellEnd"/>
     </w:p>
     <w:p>
       <w:r>
@@ -2667,6 +2739,34 @@
         <w:pStyle w:val="Heading2"/>
       </w:pPr>
       <w:bookmarkStart w:id="14" w:name="h_5_4_tasarim_karari_marketing_kanal_bin"/>
+    </w:p>
+    <w:p>
+      <w:pPr>
+        <w:pStyle w:val="Heading2"/>
+      </w:pPr>
+    </w:p>
+    <w:p>
+      <w:pPr>
+        <w:pStyle w:val="Heading2"/>
+      </w:pPr>
+    </w:p>
+    <w:p>
+      <w:pPr>
+        <w:pStyle w:val="Heading2"/>
+      </w:pPr>
+    </w:p>
+    <w:p/>
+    <w:p/>
+    <w:p/>
+    <w:p>
+      <w:pPr>
+        <w:pStyle w:val="Heading2"/>
+      </w:pPr>
+    </w:p>
+    <w:p>
+      <w:pPr>
+        <w:pStyle w:val="Heading2"/>
+      </w:pPr>
       <w:r>
         <w:t>5.4 Tasarım kararı: Marketing kanal binary'leri</w:t>
       </w:r>
@@ -2871,34 +2971,8 @@
         <w:pStyle w:val="Heading2"/>
       </w:pPr>
       <w:bookmarkStart w:id="15" w:name="h_5_5_tasarim_karari_country_bucketing"/>
-    </w:p>
-    <w:p/>
-    <w:p/>
-    <w:p/>
-    <w:p/>
-    <w:p>
-      <w:pPr>
-        <w:pStyle w:val="Heading2"/>
-      </w:pPr>
       <w:r>
-        <w:lastRenderedPageBreak/>
-        <w:t xml:space="preserve">5.5 </w:t>
-      </w:r>
-      <w:proofErr w:type="spellStart"/>
-      <w:r>
-        <w:t>Tasarım</w:t>
-      </w:r>
-      <w:proofErr w:type="spellEnd"/>
-      <w:r>
-        <w:t xml:space="preserve"> </w:t>
-      </w:r>
-      <w:proofErr w:type="spellStart"/>
-      <w:r>
-        <w:t>kararı</w:t>
-      </w:r>
-      <w:proofErr w:type="spellEnd"/>
-      <w:r>
-        <w:t>: Country bucketing</w:t>
+        <w:t>5.5 Tasarım kararı: Country bucketing</w:t>
       </w:r>
       <w:bookmarkEnd w:id="15"/>
     </w:p>
@@ -3101,49 +3175,9 @@
         <w:pStyle w:val="Heading2"/>
       </w:pPr>
       <w:bookmarkStart w:id="16" w:name="h_5_6_tasarim_karari_asymmetrique_index_"/>
-    </w:p>
-    <w:p/>
-    <w:p/>
-    <w:p/>
-    <w:p/>
-    <w:p/>
-    <w:p/>
-    <w:p/>
-    <w:p/>
-    <w:p/>
-    <w:p/>
-    <w:p/>
-    <w:p>
-      <w:pPr>
-        <w:pStyle w:val="Heading2"/>
-      </w:pPr>
       <w:r>
         <w:lastRenderedPageBreak/>
-        <w:t xml:space="preserve">5.6 </w:t>
-      </w:r>
-      <w:proofErr w:type="spellStart"/>
-      <w:r>
-        <w:t>Tasarım</w:t>
-      </w:r>
-      <w:proofErr w:type="spellEnd"/>
-      <w:r>
-        <w:t xml:space="preserve"> </w:t>
-      </w:r>
-      <w:proofErr w:type="spellStart"/>
-      <w:r>
-        <w:t>kararı</w:t>
-      </w:r>
-      <w:proofErr w:type="spellEnd"/>
-      <w:r>
-        <w:t xml:space="preserve">: </w:t>
-      </w:r>
-      <w:proofErr w:type="spellStart"/>
-      <w:r>
-        <w:t>Asymmetrique</w:t>
-      </w:r>
-      <w:proofErr w:type="spellEnd"/>
-      <w:r>
-        <w:t xml:space="preserve"> Index kolonları</w:t>
+        <w:t>5.6 Tasarım kararı: Asymmetrique Index kolonları</w:t>
       </w:r>
       <w:bookmarkEnd w:id="16"/>
     </w:p>
@@ -3451,28 +3485,68 @@
     </w:p>
     <w:p>
       <w:pPr>
-        <w:pStyle w:val="Heading1"/>
+        <w:jc w:val="center"/>
       </w:pPr>
-      <w:bookmarkStart w:id="22" w:name="h_7_sonuclar_ve_sonraki_adim"/>
+      <w:r>
+        <w:rPr>
+          <w:noProof/>
+        </w:rPr>
+        <w:lastRenderedPageBreak/>
+        <w:drawing>
+          <wp:inline distT="0" distB="0" distL="0" distR="0" wp14:anchorId="794E32F9" wp14:editId="480660FF">
+            <wp:extent cx="5303520" cy="3282393"/>
+            <wp:effectExtent l="0" t="0" r="0" b="0"/>
+            <wp:docPr id="3" name="Picture 3"/>
+            <wp:cNvGraphicFramePr>
+              <a:graphicFrameLocks xmlns:a="http://schemas.openxmlformats.org/drawingml/2006/main" noChangeAspect="1"/>
+            </wp:cNvGraphicFramePr>
+            <a:graphic xmlns:a="http://schemas.openxmlformats.org/drawingml/2006/main">
+              <a:graphicData uri="http://schemas.openxmlformats.org/drawingml/2006/picture">
+                <pic:pic xmlns:pic="http://schemas.openxmlformats.org/drawingml/2006/picture">
+                  <pic:nvPicPr>
+                    <pic:cNvPr id="0" name="1_feature_kinds.png"/>
+                    <pic:cNvPicPr/>
+                  </pic:nvPicPr>
+                  <pic:blipFill>
+                    <a:blip r:embed="rId8"/>
+                    <a:stretch>
+                      <a:fillRect/>
+                    </a:stretch>
+                  </pic:blipFill>
+                  <pic:spPr>
+                    <a:xfrm>
+                      <a:off x="0" y="0"/>
+                      <a:ext cx="5303520" cy="3282393"/>
+                    </a:xfrm>
+                    <a:prstGeom prst="rect">
+                      <a:avLst/>
+                    </a:prstGeom>
+                  </pic:spPr>
+                </pic:pic>
+              </a:graphicData>
+            </a:graphic>
+          </wp:inline>
+        </w:drawing>
+      </w:r>
+    </w:p>
+    <w:p>
+      <w:pPr>
+        <w:jc w:val="center"/>
+      </w:pPr>
+      <w:r>
+        <w:rPr>
+          <w:i/>
+          <w:sz w:val="20"/>
+        </w:rPr>
+        <w:t>Şekil 3 — Pipeline çıktısındaki 104 feature'ın kind bazında dağılımı. One-hot kategorik kolonlar baskın; missing indicator bayrakları MAR cohort'undaki kayıp sinyalini koruyor.</w:t>
+      </w:r>
     </w:p>
     <w:p>
       <w:pPr>
         <w:pStyle w:val="Heading1"/>
       </w:pPr>
-    </w:p>
-    <w:p>
-      <w:pPr>
-        <w:pStyle w:val="Heading1"/>
-      </w:pPr>
-    </w:p>
-    <w:p/>
-    <w:p/>
-    <w:p>
-      <w:pPr>
-        <w:pStyle w:val="Heading1"/>
-      </w:pPr>
+      <w:bookmarkStart w:id="22" w:name="h_7_sonuclar_ve_sonraki_adim"/>
       <w:r>
-        <w:lastRenderedPageBreak/>
         <w:t>7. Sonuçlar ve Sonraki Adım</w:t>
       </w:r>
       <w:bookmarkEnd w:id="22"/>
@@ -3852,33 +3926,11 @@
       </w:tr>
     </w:tbl>
     <w:p/>
+    <w:p/>
     <w:p>
       <w:r>
-        <w:t xml:space="preserve">Drop </w:t>
-      </w:r>
-      <w:proofErr w:type="spellStart"/>
-      <w:r>
-        <w:t>edilen</w:t>
-      </w:r>
-      <w:proofErr w:type="spellEnd"/>
-      <w:r>
-        <w:t xml:space="preserve"> </w:t>
-      </w:r>
-      <w:proofErr w:type="spellStart"/>
-      <w:r>
-        <w:t>kolonların</w:t>
-      </w:r>
-      <w:proofErr w:type="spellEnd"/>
-      <w:r>
-        <w:t xml:space="preserve"> </w:t>
-      </w:r>
-      <w:proofErr w:type="spellStart"/>
-      <w:r>
-        <w:t>özeti</w:t>
-      </w:r>
-      <w:proofErr w:type="spellEnd"/>
-      <w:r>
-        <w:t>:</w:t>
+        <w:lastRenderedPageBreak/>
+        <w:t>Drop edilen kolonların özeti:</w:t>
       </w:r>
     </w:p>
     <w:tbl>
@@ -4048,23 +4100,7 @@
     <w:p/>
     <w:p>
       <w:r>
-        <w:t xml:space="preserve">Phase 2 </w:t>
-      </w:r>
-      <w:proofErr w:type="spellStart"/>
-      <w:r>
-        <w:t>hazırlığı</w:t>
-      </w:r>
-      <w:proofErr w:type="spellEnd"/>
-      <w:r>
-        <w:t xml:space="preserve">: </w:t>
-      </w:r>
-      <w:proofErr w:type="spellStart"/>
-      <w:r>
-        <w:t>bu</w:t>
-      </w:r>
-      <w:proofErr w:type="spellEnd"/>
-      <w:r>
-        <w:t xml:space="preserve"> pipeline, eğitim verisi üzerinde tek seferlik fit edilir ve hem Logistic Regression hem LightGBM tarafından aynı fitted çıktı üzerinden değerlendirilir. Cross-validation tüm pipeline'ı içine alır — fold başına re-fit yapılmaz, çünkü kategori-frekans eşiği ve clip yüzdeliği eğitim setinin tamamına göre tek seferlik kalibre edilmelidir. Phase 2 dokümanı (2_lead_scoring.docx) her iki modelin lift / calibration / PR sonuçlarını apples-to-apples karşılaştırır.</w:t>
+        <w:t>Phase 2 hazırlığı: bu pipeline, eğitim verisi üzerinde tek seferlik fit edilir ve hem Logistic Regression hem LightGBM tarafından aynı fitted çıktı üzerinden değerlendirilir. Cross-validation tüm pipeline'ı içine alır — fold başına re-fit yapılmaz, çünkü kategori-frekans eşiği ve clip yüzdeliği eğitim setinin tamamına göre tek seferlik kalibre edilmelidir. Phase 2 dokümanı (2_lead_scoring.docx) her iki modelin lift / calibration / PR sonuçlarını apples-to-apples karşılaştırır.</w:t>
       </w:r>
     </w:p>
     <w:sectPr>
@@ -4250,31 +4286,31 @@
       </w:rPr>
     </w:lvl>
   </w:abstractNum>
-  <w:num w:numId="1" w16cid:durableId="2051295910">
+  <w:num w:numId="1" w16cid:durableId="863977766">
     <w:abstractNumId w:val="8"/>
   </w:num>
-  <w:num w:numId="2" w16cid:durableId="1958681049">
+  <w:num w:numId="2" w16cid:durableId="1690451357">
     <w:abstractNumId w:val="6"/>
   </w:num>
-  <w:num w:numId="3" w16cid:durableId="85157141">
+  <w:num w:numId="3" w16cid:durableId="25958635">
     <w:abstractNumId w:val="5"/>
   </w:num>
-  <w:num w:numId="4" w16cid:durableId="1432972276">
+  <w:num w:numId="4" w16cid:durableId="506679470">
     <w:abstractNumId w:val="4"/>
   </w:num>
-  <w:num w:numId="5" w16cid:durableId="579481746">
+  <w:num w:numId="5" w16cid:durableId="1749811895">
     <w:abstractNumId w:val="7"/>
   </w:num>
-  <w:num w:numId="6" w16cid:durableId="1674914392">
+  <w:num w:numId="6" w16cid:durableId="1852379219">
     <w:abstractNumId w:val="3"/>
   </w:num>
-  <w:num w:numId="7" w16cid:durableId="2070109992">
+  <w:num w:numId="7" w16cid:durableId="1863350110">
     <w:abstractNumId w:val="2"/>
   </w:num>
-  <w:num w:numId="8" w16cid:durableId="1780559912">
+  <w:num w:numId="8" w16cid:durableId="977303357">
     <w:abstractNumId w:val="1"/>
   </w:num>
-  <w:num w:numId="9" w16cid:durableId="1792630220">
+  <w:num w:numId="9" w16cid:durableId="2068721962">
     <w:abstractNumId w:val="0"/>
   </w:num>
 </w:numbering>

--- a/docs/1_eda_and_feature_engineering.docx
+++ b/docs/1_eda_and_feature_engineering.docx
@@ -466,27 +466,53 @@
         <w:t>Yöntem akışı kısaca: (a) eksik veri ve placeholder kalıpları keşfedilir, (b) tek-değerli ve gürültülü kolonlar tespit edilip drop kararı verilir, (c) anlamlı feature'lar türetilir, (d) tek bir sklearn pipeline'ında numerik + kategorik kolonlar leakage-free biçimde dönüştürülür. Çıktı, Phase 2'de iki modelin de aynen kullanacağı 9.240 × 104 boyutunda feature matrisidir.</w:t>
       </w:r>
     </w:p>
-    <w:p/>
-    <w:p/>
-    <w:p/>
-    <w:p/>
-    <w:p/>
-    <w:p/>
-    <w:p/>
-    <w:p/>
-    <w:p/>
-    <w:p/>
-    <w:p/>
-    <w:p/>
-    <w:p/>
-    <w:p/>
+    <w:p>
+      <w:pPr>
+        <w:pStyle w:val="Heading1"/>
+      </w:pPr>
+      <w:bookmarkStart w:id="1" w:name="h_2_veri_kalitesi"/>
+    </w:p>
+    <w:p>
+      <w:pPr>
+        <w:pStyle w:val="Heading1"/>
+      </w:pPr>
+    </w:p>
+    <w:p>
+      <w:pPr>
+        <w:pStyle w:val="Heading1"/>
+      </w:pPr>
+    </w:p>
+    <w:p>
+      <w:pPr>
+        <w:pStyle w:val="Heading1"/>
+      </w:pPr>
+    </w:p>
+    <w:p>
+      <w:pPr>
+        <w:pStyle w:val="Heading1"/>
+      </w:pPr>
+    </w:p>
+    <w:p>
+      <w:pPr>
+        <w:pStyle w:val="Heading1"/>
+      </w:pPr>
+    </w:p>
+    <w:p>
+      <w:pPr>
+        <w:pStyle w:val="Heading1"/>
+      </w:pPr>
+    </w:p>
+    <w:p>
+      <w:pPr>
+        <w:pStyle w:val="Heading1"/>
+      </w:pPr>
+    </w:p>
     <w:p/>
     <w:p/>
     <w:p>
       <w:pPr>
         <w:pStyle w:val="Heading1"/>
       </w:pPr>
-      <w:bookmarkStart w:id="1" w:name="h_2_veri_kalitesi"/>
       <w:r>
         <w:lastRenderedPageBreak/>
         <w:t>2. Veri Kalitesi</w:t>
@@ -1252,7 +1278,7 @@
         </w:rPr>
         <w:lastRenderedPageBreak/>
         <w:drawing>
-          <wp:inline distT="0" distB="0" distL="0" distR="0" wp14:anchorId="3CC6A4C6" wp14:editId="2BAC077D">
+          <wp:inline distT="0" distB="0" distL="0" distR="0" wp14:anchorId="4BB2D5D6" wp14:editId="26C25799">
             <wp:extent cx="5303520" cy="3505094"/>
             <wp:effectExtent l="0" t="0" r="0" b="0"/>
             <wp:docPr id="1" name="Picture 1"/>
@@ -1625,6 +1651,7 @@
       </w:pPr>
       <w:bookmarkStart w:id="4" w:name="h_2_3_tek_degerli_boolean_kolonlar_dead_"/>
     </w:p>
+    <w:p/>
     <w:p>
       <w:pPr>
         <w:pStyle w:val="Heading2"/>
@@ -1634,13 +1661,32 @@
       <w:pPr>
         <w:pStyle w:val="Heading2"/>
       </w:pPr>
-    </w:p>
-    <w:p>
-      <w:pPr>
-        <w:pStyle w:val="Heading2"/>
-      </w:pPr>
       <w:r>
-        <w:t>2.3 Tek-değerli boolean kolonlar (dead bool drop)</w:t>
+        <w:t>2.3 Tek-</w:t>
+      </w:r>
+      <w:proofErr w:type="spellStart"/>
+      <w:r>
+        <w:t>değerli</w:t>
+      </w:r>
+      <w:proofErr w:type="spellEnd"/>
+      <w:r>
+        <w:t xml:space="preserve"> </w:t>
+      </w:r>
+      <w:proofErr w:type="spellStart"/>
+      <w:r>
+        <w:t>boolean</w:t>
+      </w:r>
+      <w:proofErr w:type="spellEnd"/>
+      <w:r>
+        <w:t xml:space="preserve"> </w:t>
+      </w:r>
+      <w:proofErr w:type="spellStart"/>
+      <w:r>
+        <w:t>kolonlar</w:t>
+      </w:r>
+      <w:proofErr w:type="spellEnd"/>
+      <w:r>
+        <w:t xml:space="preserve"> (dead bool drop)</w:t>
       </w:r>
       <w:bookmarkEnd w:id="4"/>
     </w:p>
@@ -2072,7 +2118,7 @@
           <w:noProof/>
         </w:rPr>
         <w:drawing>
-          <wp:inline distT="0" distB="0" distL="0" distR="0" wp14:anchorId="01A80BCC" wp14:editId="26D94C3B">
+          <wp:inline distT="0" distB="0" distL="0" distR="0" wp14:anchorId="08A74ECB" wp14:editId="15867CCB">
             <wp:extent cx="5303520" cy="3503370"/>
             <wp:effectExtent l="0" t="0" r="0" b="0"/>
             <wp:docPr id="2" name="Picture 2"/>
@@ -2355,7 +2401,35 @@
         <w:pStyle w:val="Heading1"/>
       </w:pPr>
       <w:bookmarkStart w:id="10" w:name="h_5_feature_engineering"/>
+    </w:p>
+    <w:p>
+      <w:pPr>
+        <w:pStyle w:val="Heading1"/>
+      </w:pPr>
+    </w:p>
+    <w:p>
+      <w:pPr>
+        <w:pStyle w:val="Heading1"/>
+      </w:pPr>
+    </w:p>
+    <w:p>
+      <w:pPr>
+        <w:pStyle w:val="Heading1"/>
+      </w:pPr>
+    </w:p>
+    <w:p>
+      <w:pPr>
+        <w:pStyle w:val="Heading1"/>
+      </w:pPr>
+    </w:p>
+    <w:p/>
+    <w:p/>
+    <w:p>
+      <w:pPr>
+        <w:pStyle w:val="Heading1"/>
+      </w:pPr>
       <w:r>
+        <w:lastRenderedPageBreak/>
         <w:t>5. Feature Engineering</w:t>
       </w:r>
       <w:bookmarkEnd w:id="10"/>
@@ -2513,7 +2587,7 @@
               <w:cnfStyle w:val="000000010000" w:firstRow="0" w:lastRow="0" w:firstColumn="0" w:lastColumn="0" w:oddVBand="0" w:evenVBand="0" w:oddHBand="0" w:evenHBand="1" w:firstRowFirstColumn="0" w:firstRowLastColumn="0" w:lastRowFirstColumn="0" w:lastRowLastColumn="0"/>
             </w:pPr>
             <w:r>
-              <w:t>Case study'nin 'kaç farklı kanaldan duydu' örneğine karşılık gelir. Bireysel kolonlar near-zero variance olduğu için tek bir count feature'ı altında toplanır (bkz. §5.4).</w:t>
+              <w:t>Projenin 'kaç farklı kanaldan duydu' tasarım örneğine karşılık gelir. Bireysel kolonlar near-zero variance olduğu için tek bir count feature'ı altında toplanır (bkz. §5.4).</w:t>
             </w:r>
           </w:p>
         </w:tc>
@@ -2525,7 +2599,6 @@
       </w:pPr>
       <w:bookmarkStart w:id="12" w:name="h_5_2_turetilmis_binary_feature_lar"/>
       <w:r>
-        <w:lastRenderedPageBreak/>
         <w:t>5.2 Türetilmiş binary feature'lar</w:t>
       </w:r>
       <w:bookmarkEnd w:id="12"/>
@@ -2724,10 +2797,22 @@
         <w:pStyle w:val="Heading2"/>
       </w:pPr>
       <w:bookmarkStart w:id="13" w:name="h_5_3_missing_indicator_bayraklari"/>
+    </w:p>
+    <w:p/>
+    <w:p>
+      <w:pPr>
+        <w:pStyle w:val="Heading2"/>
+      </w:pPr>
       <w:r>
-        <w:t>5.3 Missing indicator bayrakları</w:t>
+        <w:lastRenderedPageBreak/>
+        <w:t xml:space="preserve">5.3 Missing indicator </w:t>
+      </w:r>
+      <w:proofErr w:type="spellStart"/>
+      <w:r>
+        <w:t>bayrakları</w:t>
       </w:r>
       <w:bookmarkEnd w:id="13"/>
+      <w:proofErr w:type="spellEnd"/>
     </w:p>
     <w:p>
       <w:r>
@@ -2739,34 +2824,6 @@
         <w:pStyle w:val="Heading2"/>
       </w:pPr>
       <w:bookmarkStart w:id="14" w:name="h_5_4_tasarim_karari_marketing_kanal_bin"/>
-    </w:p>
-    <w:p>
-      <w:pPr>
-        <w:pStyle w:val="Heading2"/>
-      </w:pPr>
-    </w:p>
-    <w:p>
-      <w:pPr>
-        <w:pStyle w:val="Heading2"/>
-      </w:pPr>
-    </w:p>
-    <w:p>
-      <w:pPr>
-        <w:pStyle w:val="Heading2"/>
-      </w:pPr>
-    </w:p>
-    <w:p/>
-    <w:p/>
-    <w:p/>
-    <w:p>
-      <w:pPr>
-        <w:pStyle w:val="Heading2"/>
-      </w:pPr>
-    </w:p>
-    <w:p>
-      <w:pPr>
-        <w:pStyle w:val="Heading2"/>
-      </w:pPr>
       <w:r>
         <w:t>5.4 Tasarım kararı: Marketing kanal binary'leri</w:t>
       </w:r>
@@ -2915,7 +2972,7 @@
               <w:cnfStyle w:val="000000010000" w:firstRow="0" w:lastRow="0" w:firstColumn="0" w:lastColumn="0" w:oddVBand="0" w:evenVBand="0" w:oddHBand="0" w:evenHBand="1" w:firstRowFirstColumn="0" w:firstRowLastColumn="0" w:lastRowFirstColumn="0" w:lastRowLastColumn="0"/>
             </w:pPr>
             <w:r>
-              <w:t>Kanal çeşitliliği sinyali tek bir count feature'ında korunur; hem LR (tek yorumlu katsayı) hem LGBM (tek split noktası) için temiz kalır. Case study'nin 'kaç kanaldan duydu' örneğini doğrudan karşılar.</w:t>
+              <w:t>Kanal çeşitliliği sinyali tek bir count feature'ında korunur; hem LR (tek yorumlu katsayı) hem LGBM (tek split noktası) için temiz kalır. Projenin 'kaç kanaldan duydu' tasarım örneğini doğrudan karşılar.</w:t>
             </w:r>
           </w:p>
         </w:tc>
@@ -2960,7 +3017,7 @@
               <w:cnfStyle w:val="000000100000" w:firstRow="0" w:lastRow="0" w:firstColumn="0" w:lastColumn="0" w:oddVBand="0" w:evenVBand="0" w:oddHBand="1" w:evenHBand="0" w:firstRowFirstColumn="0" w:firstRowLastColumn="0" w:lastRowFirstColumn="0" w:lastRowLastColumn="0"/>
             </w:pPr>
             <w:r>
-              <w:t>Case study örneğini karşılamaz; sinyal düşük olsa da tamamen yok değil.</w:t>
+              <w:t>Proje tasarım örneğini karşılamaz; sinyal düşük olsa da tamamen yok değil.</w:t>
             </w:r>
           </w:p>
         </w:tc>
@@ -2971,8 +3028,57 @@
         <w:pStyle w:val="Heading2"/>
       </w:pPr>
       <w:bookmarkStart w:id="15" w:name="h_5_5_tasarim_karari_country_bucketing"/>
+    </w:p>
+    <w:p>
+      <w:pPr>
+        <w:pStyle w:val="Heading2"/>
+      </w:pPr>
+    </w:p>
+    <w:p>
+      <w:pPr>
+        <w:pStyle w:val="Heading2"/>
+      </w:pPr>
+    </w:p>
+    <w:p>
+      <w:pPr>
+        <w:pStyle w:val="Heading2"/>
+      </w:pPr>
+    </w:p>
+    <w:p>
+      <w:pPr>
+        <w:pStyle w:val="Heading2"/>
+      </w:pPr>
+    </w:p>
+    <w:p>
+      <w:pPr>
+        <w:pStyle w:val="Heading2"/>
+      </w:pPr>
+    </w:p>
+    <w:p/>
+    <w:p/>
+    <w:p>
+      <w:pPr>
+        <w:pStyle w:val="Heading2"/>
+      </w:pPr>
       <w:r>
-        <w:t>5.5 Tasarım kararı: Country bucketing</w:t>
+        <w:lastRenderedPageBreak/>
+        <w:t xml:space="preserve">5.5 </w:t>
+      </w:r>
+      <w:proofErr w:type="spellStart"/>
+      <w:r>
+        <w:t>Tasarım</w:t>
+      </w:r>
+      <w:proofErr w:type="spellEnd"/>
+      <w:r>
+        <w:t xml:space="preserve"> </w:t>
+      </w:r>
+      <w:proofErr w:type="spellStart"/>
+      <w:r>
+        <w:t>kararı</w:t>
+      </w:r>
+      <w:proofErr w:type="spellEnd"/>
+      <w:r>
+        <w:t>: Country bucketing</w:t>
       </w:r>
       <w:bookmarkEnd w:id="15"/>
     </w:p>
@@ -3176,7 +3282,6 @@
       </w:pPr>
       <w:bookmarkStart w:id="16" w:name="h_5_6_tasarim_karari_asymmetrique_index_"/>
       <w:r>
-        <w:lastRenderedPageBreak/>
         <w:t>5.6 Tasarım kararı: Asymmetrique Index kolonları</w:t>
       </w:r>
       <w:bookmarkEnd w:id="16"/>
@@ -3250,7 +3355,17 @@
             <w:vAlign w:val="center"/>
           </w:tcPr>
           <w:p>
-            <w:r>
+            <w:pPr>
+              <w:rPr>
+                <w:sz w:val="20"/>
+                <w:szCs w:val="20"/>
+              </w:rPr>
+            </w:pPr>
+            <w:r>
+              <w:rPr>
+                <w:sz w:val="20"/>
+                <w:szCs w:val="20"/>
+              </w:rPr>
               <w:t>Ordinal mapping (Low=1, Medium=2, High=3)</w:t>
             </w:r>
           </w:p>
@@ -3263,8 +3378,16 @@
           <w:p>
             <w:pPr>
               <w:cnfStyle w:val="000000100000" w:firstRow="0" w:lastRow="0" w:firstColumn="0" w:lastColumn="0" w:oddVBand="0" w:evenVBand="0" w:oddHBand="1" w:evenHBand="0" w:firstRowFirstColumn="0" w:firstRowLastColumn="0" w:lastRowFirstColumn="0" w:lastRowLastColumn="0"/>
+              <w:rPr>
+                <w:sz w:val="20"/>
+                <w:szCs w:val="20"/>
+              </w:rPr>
             </w:pPr>
             <w:r>
+              <w:rPr>
+                <w:sz w:val="20"/>
+                <w:szCs w:val="20"/>
+              </w:rPr>
               <w:t>Reddedildi</w:t>
             </w:r>
           </w:p>
@@ -3277,8 +3400,16 @@
           <w:p>
             <w:pPr>
               <w:cnfStyle w:val="000000100000" w:firstRow="0" w:lastRow="0" w:firstColumn="0" w:lastColumn="0" w:oddVBand="0" w:evenVBand="0" w:oddHBand="1" w:evenHBand="0" w:firstRowFirstColumn="0" w:firstRowLastColumn="0" w:lastRowFirstColumn="0" w:lastRowLastColumn="0"/>
+              <w:rPr>
+                <w:sz w:val="20"/>
+                <w:szCs w:val="20"/>
+              </w:rPr>
             </w:pPr>
             <w:r>
+              <w:rPr>
+                <w:sz w:val="20"/>
+                <w:szCs w:val="20"/>
+              </w:rPr>
               <w:t>'Unknown' bucket'ı kaybolur; MAR sinyali yalnızca missing indicator'da kalır. Sıralama bilgisi tek katsayı tasarrufu sağlar ama yorumlanabilirlik kaybı küçük değildir.</w:t>
             </w:r>
           </w:p>
@@ -3295,7 +3426,17 @@
             <w:vAlign w:val="center"/>
           </w:tcPr>
           <w:p>
-            <w:r>
+            <w:pPr>
+              <w:rPr>
+                <w:sz w:val="20"/>
+                <w:szCs w:val="20"/>
+              </w:rPr>
+            </w:pPr>
+            <w:r>
+              <w:rPr>
+                <w:sz w:val="20"/>
+                <w:szCs w:val="20"/>
+              </w:rPr>
               <w:t>OneHotEncoder + Unknown + missing indicator</w:t>
             </w:r>
           </w:p>
@@ -3308,8 +3449,16 @@
           <w:p>
             <w:pPr>
               <w:cnfStyle w:val="000000010000" w:firstRow="0" w:lastRow="0" w:firstColumn="0" w:lastColumn="0" w:oddVBand="0" w:evenVBand="0" w:oddHBand="0" w:evenHBand="1" w:firstRowFirstColumn="0" w:firstRowLastColumn="0" w:lastRowFirstColumn="0" w:lastRowLastColumn="0"/>
+              <w:rPr>
+                <w:sz w:val="20"/>
+                <w:szCs w:val="20"/>
+              </w:rPr>
             </w:pPr>
             <w:r>
+              <w:rPr>
+                <w:sz w:val="20"/>
+                <w:szCs w:val="20"/>
+              </w:rPr>
               <w:t>Seçildi</w:t>
             </w:r>
           </w:p>
@@ -3322,8 +3471,16 @@
           <w:p>
             <w:pPr>
               <w:cnfStyle w:val="000000010000" w:firstRow="0" w:lastRow="0" w:firstColumn="0" w:lastColumn="0" w:oddVBand="0" w:evenVBand="0" w:oddHBand="0" w:evenHBand="1" w:firstRowFirstColumn="0" w:firstRowLastColumn="0" w:lastRowFirstColumn="0" w:lastRowLastColumn="0"/>
+              <w:rPr>
+                <w:sz w:val="20"/>
+                <w:szCs w:val="20"/>
+              </w:rPr>
             </w:pPr>
             <w:r>
+              <w:rPr>
+                <w:sz w:val="20"/>
+                <w:szCs w:val="20"/>
+              </w:rPr>
               <w:t>Diğer kategoriklerle aynı branch'ta işlenir, pipeline tutarlılığı korunur. 'Unknown' kendisi anlamlı bir level olarak modele girer (üçüncü-taraf scoring servisi yokken davranış farklılaşabilir).</w:t>
             </w:r>
           </w:p>
@@ -3340,7 +3497,17 @@
             <w:vAlign w:val="center"/>
           </w:tcPr>
           <w:p>
-            <w:r>
+            <w:pPr>
+              <w:rPr>
+                <w:sz w:val="20"/>
+                <w:szCs w:val="20"/>
+              </w:rPr>
+            </w:pPr>
+            <w:r>
+              <w:rPr>
+                <w:sz w:val="20"/>
+                <w:szCs w:val="20"/>
+              </w:rPr>
               <w:t>Index kolonlarını drop et</w:t>
             </w:r>
           </w:p>
@@ -3353,8 +3520,16 @@
           <w:p>
             <w:pPr>
               <w:cnfStyle w:val="000000100000" w:firstRow="0" w:lastRow="0" w:firstColumn="0" w:lastColumn="0" w:oddVBand="0" w:evenVBand="0" w:oddHBand="1" w:evenHBand="0" w:firstRowFirstColumn="0" w:firstRowLastColumn="0" w:lastRowFirstColumn="0" w:lastRowLastColumn="0"/>
+              <w:rPr>
+                <w:sz w:val="20"/>
+                <w:szCs w:val="20"/>
+              </w:rPr>
             </w:pPr>
             <w:r>
+              <w:rPr>
+                <w:sz w:val="20"/>
+                <w:szCs w:val="20"/>
+              </w:rPr>
               <w:t>Reddedildi</w:t>
             </w:r>
           </w:p>
@@ -3367,8 +3542,16 @@
           <w:p>
             <w:pPr>
               <w:cnfStyle w:val="000000100000" w:firstRow="0" w:lastRow="0" w:firstColumn="0" w:lastColumn="0" w:oddVBand="0" w:evenVBand="0" w:oddHBand="1" w:evenHBand="0" w:firstRowFirstColumn="0" w:firstRowLastColumn="0" w:lastRowFirstColumn="0" w:lastRowLastColumn="0"/>
+              <w:rPr>
+                <w:sz w:val="20"/>
+                <w:szCs w:val="20"/>
+              </w:rPr>
             </w:pPr>
             <w:r>
+              <w:rPr>
+                <w:sz w:val="20"/>
+                <w:szCs w:val="20"/>
+              </w:rPr>
               <w:t>Activity Score / Profile Score kolonları numerik forma sahip olsa da Index kategorik letter rating'i farklı bir granülarite verir (örn. Medium etiketi kapsamı geniştir).</w:t>
             </w:r>
           </w:p>
@@ -3381,6 +3564,7 @@
       </w:pPr>
       <w:bookmarkStart w:id="17" w:name="h_6_tek_ortak_pipeline_mimarisi"/>
       <w:r>
+        <w:lastRenderedPageBreak/>
         <w:t>6. Tek Ortak Pipeline Mimarisi</w:t>
       </w:r>
       <w:bookmarkEnd w:id="17"/>
@@ -3434,7 +3618,6 @@
     </w:p>
     <w:p>
       <w:r>
-        <w:lastRenderedPageBreak/>
         <w:t>Sonuç olarak tek bir sklearn Pipeline + ColumnTransformer beş ayrı kolon grubunu (numerik clip-impute-scale, numerik ratio impute-scale, kategorik Select-Unknown-OHE, country_is_india passthrough, binary passthrough) işler.</w:t>
       </w:r>
     </w:p>
@@ -3480,7 +3663,11 @@
     </w:p>
     <w:p>
       <w:r>
-        <w:t>SimpleImputer(add_indicator=True) ayarı fit zamanında NaN gören her numerik kolon için bir missing indicator binary'si üretir. Bu bayrak çıktı feature listesinde 'missingindicator_&lt;kolon adı&gt;' formatıyla görünür. Median ile doldurulan bir kolonda dağılım çarpıtılır; bayrak ise modele 'değer impute edildi' bilgisini ayrı bir karar değişkeni olarak verir. LightGBM için yapı taşıdır: native NaN handling'in bypass edildiği durumda MAR sinyali bayrak üzerinden geri kazanılır.</w:t>
+        <w:t xml:space="preserve">SimpleImputer(add_indicator=True) ayarı fit zamanında NaN gören her numerik kolon için bir missing indicator binary'si üretir. Bu bayrak çıktı feature listesinde 'missingindicator_&lt;kolon adı&gt;' formatıyla görünür. Median ile doldurulan bir kolonda dağılım çarpıtılır; bayrak ise modele </w:t>
+      </w:r>
+      <w:r>
+        <w:lastRenderedPageBreak/>
+        <w:t>'değer impute edildi' bilgisini ayrı bir karar değişkeni olarak verir. LightGBM için yapı taşıdır: native NaN handling'in bypass edildiği durumda MAR sinyali bayrak üzerinden geri kazanılır.</w:t>
       </w:r>
     </w:p>
     <w:p>
@@ -3491,9 +3678,8 @@
         <w:rPr>
           <w:noProof/>
         </w:rPr>
-        <w:lastRenderedPageBreak/>
         <w:drawing>
-          <wp:inline distT="0" distB="0" distL="0" distR="0" wp14:anchorId="794E32F9" wp14:editId="480660FF">
+          <wp:inline distT="0" distB="0" distL="0" distR="0" wp14:anchorId="636E3051" wp14:editId="15407296">
             <wp:extent cx="5303520" cy="3282393"/>
             <wp:effectExtent l="0" t="0" r="0" b="0"/>
             <wp:docPr id="3" name="Picture 3"/>
@@ -3546,7 +3732,35 @@
         <w:pStyle w:val="Heading1"/>
       </w:pPr>
       <w:bookmarkStart w:id="22" w:name="h_7_sonuclar_ve_sonraki_adim"/>
+    </w:p>
+    <w:p>
+      <w:pPr>
+        <w:pStyle w:val="Heading1"/>
+      </w:pPr>
+    </w:p>
+    <w:p>
+      <w:pPr>
+        <w:pStyle w:val="Heading1"/>
+      </w:pPr>
+    </w:p>
+    <w:p>
+      <w:pPr>
+        <w:pStyle w:val="Heading1"/>
+      </w:pPr>
+    </w:p>
+    <w:p/>
+    <w:p>
+      <w:pPr>
+        <w:pStyle w:val="Heading1"/>
+      </w:pPr>
+    </w:p>
+    <w:p/>
+    <w:p>
+      <w:pPr>
+        <w:pStyle w:val="Heading1"/>
+      </w:pPr>
       <w:r>
+        <w:lastRenderedPageBreak/>
         <w:t>7. Sonuçlar ve Sonraki Adım</w:t>
       </w:r>
       <w:bookmarkEnd w:id="22"/>
@@ -3925,11 +4139,8 @@
         </w:tc>
       </w:tr>
     </w:tbl>
-    <w:p/>
-    <w:p/>
     <w:p>
       <w:r>
-        <w:lastRenderedPageBreak/>
         <w:t>Drop edilen kolonların özeti:</w:t>
       </w:r>
     </w:p>
@@ -4097,7 +4308,6 @@
         </w:tc>
       </w:tr>
     </w:tbl>
-    <w:p/>
     <w:p>
       <w:r>
         <w:t>Phase 2 hazırlığı: bu pipeline, eğitim verisi üzerinde tek seferlik fit edilir ve hem Logistic Regression hem LightGBM tarafından aynı fitted çıktı üzerinden değerlendirilir. Cross-validation tüm pipeline'ı içine alır — fold başına re-fit yapılmaz, çünkü kategori-frekans eşiği ve clip yüzdeliği eğitim setinin tamamına göre tek seferlik kalibre edilmelidir. Phase 2 dokümanı (2_lead_scoring.docx) her iki modelin lift / calibration / PR sonuçlarını apples-to-apples karşılaştırır.</w:t>
@@ -4286,31 +4496,31 @@
       </w:rPr>
     </w:lvl>
   </w:abstractNum>
-  <w:num w:numId="1" w16cid:durableId="863977766">
+  <w:num w:numId="1" w16cid:durableId="2021196591">
     <w:abstractNumId w:val="8"/>
   </w:num>
-  <w:num w:numId="2" w16cid:durableId="1690451357">
+  <w:num w:numId="2" w16cid:durableId="1364751237">
     <w:abstractNumId w:val="6"/>
   </w:num>
-  <w:num w:numId="3" w16cid:durableId="25958635">
+  <w:num w:numId="3" w16cid:durableId="196427089">
     <w:abstractNumId w:val="5"/>
   </w:num>
-  <w:num w:numId="4" w16cid:durableId="506679470">
+  <w:num w:numId="4" w16cid:durableId="1880972145">
     <w:abstractNumId w:val="4"/>
   </w:num>
-  <w:num w:numId="5" w16cid:durableId="1749811895">
+  <w:num w:numId="5" w16cid:durableId="137573039">
     <w:abstractNumId w:val="7"/>
   </w:num>
-  <w:num w:numId="6" w16cid:durableId="1852379219">
+  <w:num w:numId="6" w16cid:durableId="364864591">
     <w:abstractNumId w:val="3"/>
   </w:num>
-  <w:num w:numId="7" w16cid:durableId="1863350110">
+  <w:num w:numId="7" w16cid:durableId="1506747326">
     <w:abstractNumId w:val="2"/>
   </w:num>
-  <w:num w:numId="8" w16cid:durableId="977303357">
+  <w:num w:numId="8" w16cid:durableId="2109617321">
     <w:abstractNumId w:val="1"/>
   </w:num>
-  <w:num w:numId="9" w16cid:durableId="2068721962">
+  <w:num w:numId="9" w16cid:durableId="490490841">
     <w:abstractNumId w:val="0"/>
   </w:num>
 </w:numbering>
